--- a/word_reports/LP_0365_위치_454_Two(2) Unlimited_Here I G.docx
+++ b/word_reports/LP_0365_위치_454_Two(2) Unlimited_Here I G.docx
@@ -4,7 +4,7 @@
   <w:body>
     <w:p>
       <w:pPr>
-        <w:spacing w:after="280"/>
+        <w:spacing w:after="80"/>
       </w:pPr>
       <w:r>
         <w:rPr w:rFonts="맑은 고딕">
@@ -13,94 +13,47 @@
           <w:color w:val="1E3A8A"/>
           <w:sz w:val="30"/>
         </w:rPr>
-        <w:t>[454] Two(2) Unlimited - Here I Go, Nothing Like The Rain</w:t>
+        <w:t>Two(2) Unlimited - Here I Go, Nothing Like The Rain</w:t>
       </w:r>
     </w:p>
     <w:p>
       <w:pPr>
-        <w:spacing w:after="320"/>
+        <w:spacing w:after="240"/>
       </w:pPr>
       <w:r>
         <w:rPr w:rFonts="맑은 고딕">
           <w:rFonts w:ascii="맑은 고딕" w:hAnsi="맑은 고딕" w:eastAsia="맑은 고딕"/>
           <w:b/>
-          <w:sz w:val="20"/>
+          <w:color w:val="4B5563"/>
+          <w:sz w:val="22"/>
         </w:rPr>
-        <w:t>■ 위치 : 454</w:t>
-        <w:br/>
-      </w:r>
-      <w:r>
-        <w:rPr w:rFonts="맑은 고딕">
-          <w:rFonts w:ascii="맑은 고딕" w:hAnsi="맑은 고딕" w:eastAsia="맑은 고딕"/>
-          <w:b/>
-          <w:sz w:val="20"/>
-        </w:rPr>
-        <w:t>■ 아티스트 : Two(2) Unlimited</w:t>
-        <w:br/>
-      </w:r>
-      <w:r>
-        <w:rPr w:rFonts="맑은 고딕">
-          <w:rFonts w:ascii="맑은 고딕" w:hAnsi="맑은 고딕" w:eastAsia="맑은 고딕"/>
-          <w:b/>
-          <w:sz w:val="20"/>
-        </w:rPr>
-        <w:t>■ 앨범명 : Here I Go, Nothing Like The Rain</w:t>
-        <w:br/>
-      </w:r>
-      <w:r>
-        <w:rPr w:rFonts="맑은 고딕">
-          <w:rFonts w:ascii="맑은 고딕" w:hAnsi="맑은 고딕" w:eastAsia="맑은 고딕"/>
-          <w:b w:val="0"/>
-          <w:sz w:val="20"/>
-        </w:rPr>
-        <w:t>■ 음반 레이블 : Byte Records</w:t>
-        <w:br/>
-      </w:r>
-      <w:r>
-        <w:rPr w:rFonts="맑은 고딕">
-          <w:rFonts w:ascii="맑은 고딕" w:hAnsi="맑은 고딕" w:eastAsia="맑은 고딕"/>
-          <w:b w:val="0"/>
-          <w:sz w:val="20"/>
-        </w:rPr>
-        <w:t>■ 발매년도 : 1995</w:t>
-        <w:br/>
-      </w:r>
-      <w:r>
-        <w:rPr w:rFonts="맑은 고딕">
-          <w:rFonts w:ascii="맑은 고딕" w:hAnsi="맑은 고딕" w:eastAsia="맑은 고딕"/>
-          <w:b w:val="0"/>
-          <w:sz w:val="20"/>
-        </w:rPr>
-        <w:t>■ 장르 : 유로댄스 (Eurodance), 테크노 (Techno), 신스팝 (Synth-pop)</w:t>
-        <w:br/>
-      </w:r>
-      <w:r>
-        <w:rPr w:rFonts="맑은 고딕">
-          <w:rFonts w:ascii="맑은 고딕" w:hAnsi="맑은 고딕" w:eastAsia="맑은 고딕"/>
-          <w:b w:val="0"/>
-          <w:sz w:val="20"/>
-        </w:rPr>
-        <w:t>■ 주요 수록곡 : - A1. Here I Go (Radio Edit)</w:t>
-        <w:br/>
+        <w:t>위치 :  454</w:t>
       </w:r>
     </w:p>
     <w:p>
       <w:pPr>
-        <w:spacing w:after="160"/>
+        <w:spacing w:line="324" w:lineRule="auto" w:before="80" w:after="160"/>
       </w:pPr>
       <w:r>
         <w:rPr w:rFonts="맑은 고딕">
           <w:rFonts w:ascii="맑은 고딕" w:hAnsi="맑은 고딕" w:eastAsia="맑은 고딕"/>
           <w:b/>
           <w:color w:val="1F2937"/>
-          <w:sz w:val="24"/>
+          <w:sz w:val="22"/>
         </w:rPr>
-        <w:t>■ 음반 해설 및 감상 가이드</w:t>
+        <w:t xml:space="preserve">[음반 소개] </w:t>
+      </w:r>
+      <w:r>
+        <w:rPr w:rFonts="맑은 고딕">
+          <w:rFonts w:ascii="맑은 고딕" w:hAnsi="맑은 고딕" w:eastAsia="맑은 고딕"/>
+          <w:b w:val="0"/>
+          <w:sz w:val="21"/>
+        </w:rPr>
       </w:r>
     </w:p>
     <w:p>
       <w:pPr>
-        <w:spacing w:line="312" w:lineRule="auto" w:after="120"/>
+        <w:spacing w:line="324" w:lineRule="auto" w:after="120"/>
       </w:pPr>
       <w:r>
         <w:rPr w:rFonts="맑은 고딕">
@@ -108,51 +61,516 @@
           <w:b w:val="0"/>
           <w:sz w:val="21"/>
         </w:rPr>
-        <w:t>1990년대 전 세계 클럽 씬과 팝 차트를 호령했던 벨기에·네덜란드 합작 프로듀싱 팀 투 언리미티드(2 Unlimited)는 벨기에의 천재 프로듀서 장폴 드코스테르(Jean-Paul DeCoster)와 필 와일드(Phil Wilde), 그리고 에너제틱한 래퍼 레이 슬라인가르트(Ray Slijngaard)와 폭발적인 가창력의 보컬리스트 아니타 도스(Anita Doth)가 결성한 유로댄스 사조의 명실상부한 거장입니다. 본 음반은 이들의 정규 3집 [Real Things](1994)의 초대형 성공 이후, 1995년 싱글 컷되어 유로댄스의 정점과 스펙트럼의 확장을 동시적으로 보여준 명작들을 담고 있습니다.</w:t>
+        <w:t>1990년대 초중반 전 세계를 강타했던 유로댄스의 황금기를 상징하는 투 언리미티드(2 Unlimited)의 역동성과 서정미가 공존하는 특별한 음반입니다. 질주하듯 폭발하는 에너지를 품은 'Here I Go'와 댄스 팝 듀오로서는 이례적으로 깊은 애수를 자아내는 명품 발라드 'Nothing Like The Rain'이 맞물리며 다채로운 음악적 스펙트럼을 선사합니다. 세기말의 찬란했던 클럽 사운드 이면에 깃든 아련한 서정성은 턴테이블의 바늘 끝을 타고 흐르며 시대를 초월한 깊은 울림을 전해줍니다.</w:t>
       </w:r>
     </w:p>
     <w:p>
       <w:pPr>
-        <w:spacing w:line="312" w:lineRule="auto" w:after="120"/>
+        <w:spacing w:line="324" w:lineRule="auto" w:before="200" w:after="80"/>
       </w:pPr>
+      <w:r>
+        <w:rPr w:rFonts="맑은 고딕">
+          <w:rFonts w:ascii="맑은 고딕" w:hAnsi="맑은 고딕" w:eastAsia="맑은 고딕"/>
+          <w:b/>
+          <w:color w:val="1E3A8A"/>
+          <w:sz w:val="24"/>
+        </w:rPr>
+        <w:t>1. 음반 데이터</w:t>
+      </w:r>
+    </w:p>
+    <w:p>
+      <w:pPr>
+        <w:spacing w:line="324" w:lineRule="auto" w:after="80"/>
+      </w:pPr>
+      <w:r>
+        <w:rPr w:rFonts="맑은 고딕">
+          <w:rFonts w:ascii="맑은 고딕" w:hAnsi="맑은 고딕" w:eastAsia="맑은 고딕"/>
+          <w:b w:val="0"/>
+          <w:color w:val="6B7280"/>
+          <w:sz w:val="21"/>
+        </w:rPr>
+        <w:t xml:space="preserve">· </w:t>
+      </w:r>
+      <w:r>
+        <w:rPr w:rFonts="맑은 고딕">
+          <w:rFonts w:ascii="맑은 고딕" w:hAnsi="맑은 고딕" w:eastAsia="맑은 고딕"/>
+          <w:b/>
+          <w:color w:val="1F2937"/>
+          <w:sz w:val="21"/>
+        </w:rPr>
+        <w:t xml:space="preserve">앨범명: </w:t>
+      </w:r>
       <w:r>
         <w:rPr w:rFonts="맑은 고딕">
           <w:rFonts w:ascii="맑은 고딕" w:hAnsi="맑은 고딕" w:eastAsia="맑은 고딕"/>
           <w:b w:val="0"/>
           <w:sz w:val="21"/>
         </w:rPr>
-        <w:t>A면에 수록된 &lt;Here I Go&gt;는 투 언리미티드 고유의 정체성이 가장 완벽하게 발화된 전형적인 하이 에너직(Hi-NRG) 유로댄스 트랙입니다. 질주하는 신시사이저 베이스라인과 비트 위로 레이의 다이내믹한 랩과 아니타의 중독성 강한 후크 보컬이 교차하며 90년대 중반 유럽 클럽 문화를 수놓았던 찬란한 열기를 그대로 재생해 냅니다. 특히 12인치 싱글 특유의 확장 버전(Extended Mix)은 오리지널 버전보다 훨씬 풍부한 오디오 스케일과 정교한 리듬 리믹스로 청각적 쾌감을 극대화합니다.</w:t>
+        <w:t>Here I Go, Nothing Like The Rain</w:t>
       </w:r>
     </w:p>
     <w:p>
       <w:pPr>
-        <w:spacing w:line="312" w:lineRule="auto" w:after="120"/>
+        <w:spacing w:line="324" w:lineRule="auto" w:after="80"/>
       </w:pPr>
+      <w:r>
+        <w:rPr w:rFonts="맑은 고딕">
+          <w:rFonts w:ascii="맑은 고딕" w:hAnsi="맑은 고딕" w:eastAsia="맑은 고딕"/>
+          <w:b w:val="0"/>
+          <w:color w:val="6B7280"/>
+          <w:sz w:val="21"/>
+        </w:rPr>
+        <w:t xml:space="preserve">· </w:t>
+      </w:r>
+      <w:r>
+        <w:rPr w:rFonts="맑은 고딕">
+          <w:rFonts w:ascii="맑은 고딕" w:hAnsi="맑은 고딕" w:eastAsia="맑은 고딕"/>
+          <w:b/>
+          <w:color w:val="1F2937"/>
+          <w:sz w:val="21"/>
+        </w:rPr>
+        <w:t xml:space="preserve">아티스트: </w:t>
+      </w:r>
       <w:r>
         <w:rPr w:rFonts="맑은 고딕">
           <w:rFonts w:ascii="맑은 고딕" w:hAnsi="맑은 고딕" w:eastAsia="맑은 고딕"/>
           <w:b w:val="0"/>
           <w:sz w:val="21"/>
         </w:rPr>
-        <w:t>반면 B면의 &lt;Nothing Like The Rain&gt;은 이들이 단순한 클럽용 댄스 그룹을 넘어 뛰어난 음악적 서정성을 지닌 아티스트임을 입증한 기념비적인 트랙입니다. 투 언리미티드 역사상 가장 완벽한 팝 발라드로 손꼽히는 이 곡은, 기존의 빠른 템포를 내려놓고 아날로그 감성의 신스패드와 감성적인 멜로디라인을 배치하여 아니타 도스의 섬세하고도 호소력 짙은 보컬 역량을 극대화했습니다. 빗소리를 연상시키는 몽환적인 프로덕션과 차분하게 감싸는 비트는 듣는 이에게 깊은 여운을 남깁니다.</w:t>
+        <w:t>Two(2) Unlimited</w:t>
       </w:r>
     </w:p>
     <w:p>
       <w:pPr>
-        <w:spacing w:line="312" w:lineRule="auto" w:after="120"/>
+        <w:spacing w:line="324" w:lineRule="auto" w:after="80"/>
       </w:pPr>
+      <w:r>
+        <w:rPr w:rFonts="맑은 고딕">
+          <w:rFonts w:ascii="맑은 고딕" w:hAnsi="맑은 고딕" w:eastAsia="맑은 고딕"/>
+          <w:b w:val="0"/>
+          <w:color w:val="6B7280"/>
+          <w:sz w:val="21"/>
+        </w:rPr>
+        <w:t xml:space="preserve">· </w:t>
+      </w:r>
+      <w:r>
+        <w:rPr w:rFonts="맑은 고딕">
+          <w:rFonts w:ascii="맑은 고딕" w:hAnsi="맑은 고딕" w:eastAsia="맑은 고딕"/>
+          <w:b/>
+          <w:color w:val="1F2937"/>
+          <w:sz w:val="21"/>
+        </w:rPr>
+        <w:t xml:space="preserve">발매 정보: </w:t>
+      </w:r>
       <w:r>
         <w:rPr w:rFonts="맑은 고딕">
           <w:rFonts w:ascii="맑은 고딕" w:hAnsi="맑은 고딕" w:eastAsia="맑은 고딕"/>
           <w:b w:val="0"/>
           <w:sz w:val="21"/>
         </w:rPr>
-        <w:t>이 음반은 강렬한 에너지로 좌중을 압도하는 &lt;Here I Go&gt;의 화려함과, 깊은 감수성으로 마음을 적시는 &lt;Nothing Like The Rain&gt;의 대조적 미학을 한 LP 안에 담아냈다는 점에서 매우 높은 소장 가치를 지닙니다. 90년대 신시사이저 사운드 특유의 도톰한 질감과 아날로그 LP 매체만이 전달할 수 있는 육중한 저음역대의 타격감은 90년대 팝·댄스 음악의 황금기를 추억하는 리스너들에게 잊을 수 없는 감동을 선사할 것입니다.</w:t>
+        <w:t>1994년 전 세계적으로 공전의 히트를 기록한 정규 3집 [Real Things]의 성취를 이어받아 1995년 유럽 및 글로벌 마켓을 겨냥해 발매된 싱글 및 EP 형식의 바이닐 음반입니다.</w:t>
+      </w:r>
+    </w:p>
+    <w:p>
+      <w:pPr>
+        <w:spacing w:line="324" w:lineRule="auto" w:after="80"/>
+      </w:pPr>
+      <w:r>
+        <w:rPr w:rFonts="맑은 고딕">
+          <w:rFonts w:ascii="맑은 고딕" w:hAnsi="맑은 고딕" w:eastAsia="맑은 고딕"/>
+          <w:b w:val="0"/>
+          <w:color w:val="6B7280"/>
+          <w:sz w:val="21"/>
+        </w:rPr>
+        <w:t xml:space="preserve">· </w:t>
+      </w:r>
+      <w:r>
+        <w:rPr w:rFonts="맑은 고딕">
+          <w:rFonts w:ascii="맑은 고딕" w:hAnsi="맑은 고딕" w:eastAsia="맑은 고딕"/>
+          <w:b/>
+          <w:color w:val="1F2937"/>
+          <w:sz w:val="21"/>
+        </w:rPr>
+        <w:t xml:space="preserve">LP 인기도(판매량): </w:t>
+      </w:r>
+      <w:r>
+        <w:rPr w:rFonts="맑은 고딕">
+          <w:rFonts w:ascii="맑은 고딕" w:hAnsi="맑은 고딕" w:eastAsia="맑은 고딕"/>
+          <w:b w:val="0"/>
+          <w:sz w:val="21"/>
+        </w:rPr>
+        <w:t>발매 당시 영국 싱글 차트와 네덜란드, 벨기에 등 전 유럽 차트 상위권을 석권하였으며, 클럽 DJ들의 필청 12인치 맥시 싱글로 큰 인기를 누리며 골드 및 플래티넘 레코드를 다수 기록했습니다.</w:t>
+      </w:r>
+    </w:p>
+    <w:p>
+      <w:pPr>
+        <w:spacing w:line="324" w:lineRule="auto" w:after="80"/>
+      </w:pPr>
+      <w:r>
+        <w:rPr w:rFonts="맑은 고딕">
+          <w:rFonts w:ascii="맑은 고딕" w:hAnsi="맑은 고딕" w:eastAsia="맑은 고딕"/>
+          <w:b w:val="0"/>
+          <w:color w:val="6B7280"/>
+          <w:sz w:val="21"/>
+        </w:rPr>
+        <w:t xml:space="preserve">· </w:t>
+      </w:r>
+      <w:r>
+        <w:rPr w:rFonts="맑은 고딕">
+          <w:rFonts w:ascii="맑은 고딕" w:hAnsi="맑은 고딕" w:eastAsia="맑은 고딕"/>
+          <w:b/>
+          <w:color w:val="1F2937"/>
+          <w:sz w:val="21"/>
+        </w:rPr>
+        <w:t xml:space="preserve">각종 수상경력: </w:t>
+      </w:r>
+      <w:r>
+        <w:rPr w:rFonts="맑은 고딕">
+          <w:rFonts w:ascii="맑은 고딕" w:hAnsi="맑은 고딕" w:eastAsia="맑은 고딕"/>
+          <w:b w:val="0"/>
+          <w:sz w:val="21"/>
+        </w:rPr>
+        <w:t>1990년대 중반 월드 뮤직 어워드(World Music Awards)에서 '베스트 셀링 네덜란드 아티스트' 상을 수상하였으며, MTV 유럽 뮤직 어워즈(EMA) 후보에 오르는 등 대중성과 음악성을 세계적으로 인정받았습니다.</w:t>
+      </w:r>
+    </w:p>
+    <w:p>
+      <w:pPr>
+        <w:spacing w:line="324" w:lineRule="auto" w:before="200" w:after="80"/>
+      </w:pPr>
+      <w:r>
+        <w:rPr w:rFonts="맑은 고딕">
+          <w:rFonts w:ascii="맑은 고딕" w:hAnsi="맑은 고딕" w:eastAsia="맑은 고딕"/>
+          <w:b/>
+          <w:color w:val="1E3A8A"/>
+          <w:sz w:val="24"/>
+        </w:rPr>
+        <w:t>2. 아티스트 정보</w:t>
+      </w:r>
+    </w:p>
+    <w:p>
+      <w:pPr>
+        <w:spacing w:line="324" w:lineRule="auto" w:after="80"/>
+      </w:pPr>
+      <w:r>
+        <w:rPr w:rFonts="맑은 고딕">
+          <w:rFonts w:ascii="맑은 고딕" w:hAnsi="맑은 고딕" w:eastAsia="맑은 고딕"/>
+          <w:b w:val="0"/>
+          <w:color w:val="6B7280"/>
+          <w:sz w:val="21"/>
+        </w:rPr>
+        <w:t xml:space="preserve">· </w:t>
+      </w:r>
+      <w:r>
+        <w:rPr w:rFonts="맑은 고딕">
+          <w:rFonts w:ascii="맑은 고딕" w:hAnsi="맑은 고딕" w:eastAsia="맑은 고딕"/>
+          <w:b/>
+          <w:color w:val="1F2937"/>
+          <w:sz w:val="21"/>
+        </w:rPr>
+        <w:t xml:space="preserve">국적: </w:t>
+      </w:r>
+      <w:r>
+        <w:rPr w:rFonts="맑은 고딕">
+          <w:rFonts w:ascii="맑은 고딕" w:hAnsi="맑은 고딕" w:eastAsia="맑은 고딕"/>
+          <w:b w:val="0"/>
+          <w:sz w:val="21"/>
+        </w:rPr>
+        <w:t>네덜란드 (벨기에 프로듀싱 팀 기반)</w:t>
+      </w:r>
+    </w:p>
+    <w:p>
+      <w:pPr>
+        <w:spacing w:line="324" w:lineRule="auto" w:after="80"/>
+      </w:pPr>
+      <w:r>
+        <w:rPr w:rFonts="맑은 고딕">
+          <w:rFonts w:ascii="맑은 고딕" w:hAnsi="맑은 고딕" w:eastAsia="맑은 고딕"/>
+          <w:b w:val="0"/>
+          <w:color w:val="6B7280"/>
+          <w:sz w:val="21"/>
+        </w:rPr>
+        <w:t xml:space="preserve">· </w:t>
+      </w:r>
+      <w:r>
+        <w:rPr w:rFonts="맑은 고딕">
+          <w:rFonts w:ascii="맑은 고딕" w:hAnsi="맑은 고딕" w:eastAsia="맑은 고딕"/>
+          <w:b/>
+          <w:color w:val="1F2937"/>
+          <w:sz w:val="21"/>
+        </w:rPr>
+        <w:t xml:space="preserve">생몰년도: </w:t>
+      </w:r>
+      <w:r>
+        <w:rPr w:rFonts="맑은 고딕">
+          <w:rFonts w:ascii="맑은 고딕" w:hAnsi="맑은 고딕" w:eastAsia="맑은 고딕"/>
+          <w:b w:val="0"/>
+          <w:sz w:val="21"/>
+        </w:rPr>
+        <w:t>1991년 결성 (전성기 멤버: 레이 슬레인하르트 1971년생, 아니타 도트 1971년생)</w:t>
+      </w:r>
+    </w:p>
+    <w:p>
+      <w:pPr>
+        <w:spacing w:line="324" w:lineRule="auto" w:after="80"/>
+      </w:pPr>
+      <w:r>
+        <w:rPr w:rFonts="맑은 고딕">
+          <w:rFonts w:ascii="맑은 고딕" w:hAnsi="맑은 고딕" w:eastAsia="맑은 고딕"/>
+          <w:b w:val="0"/>
+          <w:color w:val="6B7280"/>
+          <w:sz w:val="21"/>
+        </w:rPr>
+        <w:t xml:space="preserve">· </w:t>
+      </w:r>
+      <w:r>
+        <w:rPr w:rFonts="맑은 고딕">
+          <w:rFonts w:ascii="맑은 고딕" w:hAnsi="맑은 고딕" w:eastAsia="맑은 고딕"/>
+          <w:b/>
+          <w:color w:val="1F2937"/>
+          <w:sz w:val="21"/>
+        </w:rPr>
+        <w:t xml:space="preserve">그룹 소속: </w:t>
+      </w:r>
+      <w:r>
+        <w:rPr w:rFonts="맑은 고딕">
+          <w:rFonts w:ascii="맑은 고딕" w:hAnsi="맑은 고딕" w:eastAsia="맑은 고딕"/>
+          <w:b w:val="0"/>
+          <w:sz w:val="21"/>
+        </w:rPr>
+        <w:t>혼성 2인조 댄스 팝 듀오 (Eurodance Duo)</w:t>
+      </w:r>
+    </w:p>
+    <w:p>
+      <w:pPr>
+        <w:spacing w:line="324" w:lineRule="auto" w:after="80"/>
+      </w:pPr>
+      <w:r>
+        <w:rPr w:rFonts="맑은 고딕">
+          <w:rFonts w:ascii="맑은 고딕" w:hAnsi="맑은 고딕" w:eastAsia="맑은 고딕"/>
+          <w:b w:val="0"/>
+          <w:color w:val="6B7280"/>
+          <w:sz w:val="21"/>
+        </w:rPr>
+        <w:t xml:space="preserve">· </w:t>
+      </w:r>
+      <w:r>
+        <w:rPr w:rFonts="맑은 고딕">
+          <w:rFonts w:ascii="맑은 고딕" w:hAnsi="맑은 고딕" w:eastAsia="맑은 고딕"/>
+          <w:b/>
+          <w:color w:val="1F2937"/>
+          <w:sz w:val="21"/>
+        </w:rPr>
+        <w:t xml:space="preserve">아티스트 소개: </w:t>
+      </w:r>
+      <w:r>
+        <w:rPr w:rFonts="맑은 고딕">
+          <w:rFonts w:ascii="맑은 고딕" w:hAnsi="맑은 고딕" w:eastAsia="맑은 고딕"/>
+          <w:b w:val="0"/>
+          <w:sz w:val="21"/>
+        </w:rPr>
+        <w:t>프로듀서 장 폴 드 코스테와 필 와일드의 정교한 비트 메이킹 아래, 래퍼 레이 슬레인하르트의 폭발적인 래핑과 디바 아니타 도트의 파워풀한 보컬이 완벽한 균형을 이룬 팀입니다. 90년대 유로댄스 장르의 정형을 완성하며 전 세계 팝 음악계에 강력한 전자음악의 물결을 일으킨 전설적인 아티스트입니다.</w:t>
+      </w:r>
+    </w:p>
+    <w:p>
+      <w:pPr>
+        <w:spacing w:line="324" w:lineRule="auto" w:before="200" w:after="80"/>
+      </w:pPr>
+      <w:r>
+        <w:rPr w:rFonts="맑은 고딕">
+          <w:rFonts w:ascii="맑은 고딕" w:hAnsi="맑은 고딕" w:eastAsia="맑은 고딕"/>
+          <w:b/>
+          <w:color w:val="1E3A8A"/>
+          <w:sz w:val="24"/>
+        </w:rPr>
+        <w:t>3. 음반 상세 분석</w:t>
+      </w:r>
+    </w:p>
+    <w:p>
+      <w:pPr>
+        <w:spacing w:line="324" w:lineRule="auto" w:after="80"/>
+      </w:pPr>
+      <w:r>
+        <w:rPr w:rFonts="맑은 고딕">
+          <w:rFonts w:ascii="맑은 고딕" w:hAnsi="맑은 고딕" w:eastAsia="맑은 고딕"/>
+          <w:b w:val="0"/>
+          <w:color w:val="6B7280"/>
+          <w:sz w:val="21"/>
+        </w:rPr>
+        <w:t xml:space="preserve">· </w:t>
+      </w:r>
+      <w:r>
+        <w:rPr w:rFonts="맑은 고딕">
+          <w:rFonts w:ascii="맑은 고딕" w:hAnsi="맑은 고딕" w:eastAsia="맑은 고딕"/>
+          <w:b/>
+          <w:color w:val="1F2937"/>
+          <w:sz w:val="21"/>
+        </w:rPr>
+        <w:t xml:space="preserve">역사적 위치: </w:t>
+      </w:r>
+      <w:r>
+        <w:rPr w:rFonts="맑은 고딕">
+          <w:rFonts w:ascii="맑은 고딕" w:hAnsi="맑은 고딕" w:eastAsia="맑은 고딕"/>
+          <w:b w:val="0"/>
+          <w:sz w:val="21"/>
+        </w:rPr>
+        <w:t>단순한 클럽용 댄스 음악에 머무르지 않고 멜로디의 서사성과 사운드의 입체성을 극대화한 음반으로, 테크노 팝이 예술적 발라드로 진화할 수 있음을 증명한 상징적 작품입니다.</w:t>
+      </w:r>
+    </w:p>
+    <w:p>
+      <w:pPr>
+        <w:spacing w:line="324" w:lineRule="auto" w:after="80"/>
+      </w:pPr>
+      <w:r>
+        <w:rPr w:rFonts="맑은 고딕">
+          <w:rFonts w:ascii="맑은 고딕" w:hAnsi="맑은 고딕" w:eastAsia="맑은 고딕"/>
+          <w:b w:val="0"/>
+          <w:color w:val="6B7280"/>
+          <w:sz w:val="21"/>
+        </w:rPr>
+        <w:t xml:space="preserve">· </w:t>
+      </w:r>
+      <w:r>
+        <w:rPr w:rFonts="맑은 고딕">
+          <w:rFonts w:ascii="맑은 고딕" w:hAnsi="맑은 고딕" w:eastAsia="맑은 고딕"/>
+          <w:b/>
+          <w:color w:val="1F2937"/>
+          <w:sz w:val="21"/>
+        </w:rPr>
+        <w:t xml:space="preserve">시대의 흔적(스토리텔링): </w:t>
+      </w:r>
+      <w:r>
+        <w:rPr w:rFonts="맑은 고딕">
+          <w:rFonts w:ascii="맑은 고딕" w:hAnsi="맑은 고딕" w:eastAsia="맑은 고딕"/>
+          <w:b w:val="0"/>
+          <w:sz w:val="21"/>
+        </w:rPr>
+        <w:t>냉전 종식 이후 찾아온 풍요와 세기말적 불안이 교차하던 1990년대, 밤거리와 청춘들의 공간을 뜨겁게 달구었던 역동적인 해방감과 비 내리는 날의 쓸쓸한 고독을 고스란히 담아내고 있습니다.</w:t>
+      </w:r>
+    </w:p>
+    <w:p>
+      <w:pPr>
+        <w:spacing w:line="324" w:lineRule="auto" w:before="200" w:after="80"/>
+      </w:pPr>
+      <w:r>
+        <w:rPr w:rFonts="맑은 고딕">
+          <w:rFonts w:ascii="맑은 고딕" w:hAnsi="맑은 고딕" w:eastAsia="맑은 고딕"/>
+          <w:b/>
+          <w:color w:val="1E3A8A"/>
+          <w:sz w:val="24"/>
+        </w:rPr>
+        <w:t>4. 주요 수록곡 및 감상 제언</w:t>
+      </w:r>
+    </w:p>
+    <w:p>
+      <w:pPr>
+        <w:spacing w:line="324" w:lineRule="auto" w:after="80"/>
+      </w:pPr>
+      <w:r>
+        <w:rPr w:rFonts="맑은 고딕">
+          <w:rFonts w:ascii="맑은 고딕" w:hAnsi="맑은 고딕" w:eastAsia="맑은 고딕"/>
+          <w:b w:val="0"/>
+          <w:color w:val="6B7280"/>
+          <w:sz w:val="21"/>
+        </w:rPr>
+        <w:t xml:space="preserve">· </w:t>
+      </w:r>
+      <w:r>
+        <w:rPr w:rFonts="맑은 고딕">
+          <w:rFonts w:ascii="맑은 고딕" w:hAnsi="맑은 고딕" w:eastAsia="맑은 고딕"/>
+          <w:b/>
+          <w:color w:val="1F2937"/>
+          <w:sz w:val="21"/>
+        </w:rPr>
+        <w:t xml:space="preserve">주요 수록곡 특징: </w:t>
+      </w:r>
+      <w:r>
+        <w:rPr w:rFonts="맑은 고딕">
+          <w:rFonts w:ascii="맑은 고딕" w:hAnsi="맑은 고딕" w:eastAsia="맑은 고딕"/>
+          <w:b w:val="0"/>
+          <w:sz w:val="21"/>
+        </w:rPr>
+        <w:t>강렬한 브레이크비트와 드라마틱한 신시사이저 테마가 질주하는 'Here I Go'는 유로댄스의 극치를 보여주며, 차분한 어쿠스틱 질감과 아니타의 애절한 음색이 돋보이는 'Nothing Like The Rain'은 빗방울 같은 서정성으로 가슴을 적십니다.</w:t>
+      </w:r>
+    </w:p>
+    <w:p>
+      <w:pPr>
+        <w:spacing w:line="324" w:lineRule="auto" w:after="80"/>
+      </w:pPr>
+      <w:r>
+        <w:rPr w:rFonts="맑은 고딕">
+          <w:rFonts w:ascii="맑은 고딕" w:hAnsi="맑은 고딕" w:eastAsia="맑은 고딕"/>
+          <w:b w:val="0"/>
+          <w:color w:val="6B7280"/>
+          <w:sz w:val="21"/>
+        </w:rPr>
+        <w:t xml:space="preserve">· </w:t>
+      </w:r>
+      <w:r>
+        <w:rPr w:rFonts="맑은 고딕">
+          <w:rFonts w:ascii="맑은 고딕" w:hAnsi="맑은 고딕" w:eastAsia="맑은 고딕"/>
+          <w:b/>
+          <w:color w:val="1F2937"/>
+          <w:sz w:val="21"/>
+        </w:rPr>
+        <w:t xml:space="preserve">빈티지 감상 제언: </w:t>
+      </w:r>
+      <w:r>
+        <w:rPr w:rFonts="맑은 고딕">
+          <w:rFonts w:ascii="맑은 고딕" w:hAnsi="맑은 고딕" w:eastAsia="맑은 고딕"/>
+          <w:b w:val="0"/>
+          <w:sz w:val="21"/>
+        </w:rPr>
+        <w:t>디지털 음원으로는 자칫 차갑게 느껴질 수 있는 90년대 신시사이저 루프와 묵직한 베이스 라인이 아날로그 LP 그루브를 통해 한층 더 풍성하고 따스하게 전달되므로, 진공관 앰프의 중저역 밀도감을 한껏 높여 감상하시길 권합니다.</w:t>
+      </w:r>
+    </w:p>
+    <w:p>
+      <w:pPr>
+        <w:spacing w:line="324" w:lineRule="auto" w:after="80"/>
+      </w:pPr>
+      <w:r>
+        <w:rPr w:rFonts="맑은 고딕">
+          <w:rFonts w:ascii="맑은 고딕" w:hAnsi="맑은 고딕" w:eastAsia="맑은 고딕"/>
+          <w:b w:val="0"/>
+          <w:color w:val="6B7280"/>
+          <w:sz w:val="21"/>
+        </w:rPr>
+        <w:t xml:space="preserve">· </w:t>
+      </w:r>
+      <w:r>
+        <w:rPr w:rFonts="맑은 고딕">
+          <w:rFonts w:ascii="맑은 고딕" w:hAnsi="맑은 고딕" w:eastAsia="맑은 고딕"/>
+          <w:b/>
+          <w:color w:val="1F2937"/>
+          <w:sz w:val="21"/>
+        </w:rPr>
+        <w:t xml:space="preserve">소장 가치: </w:t>
+      </w:r>
+      <w:r>
+        <w:rPr w:rFonts="맑은 고딕">
+          <w:rFonts w:ascii="맑은 고딕" w:hAnsi="맑은 고딕" w:eastAsia="맑은 고딕"/>
+          <w:b w:val="0"/>
+          <w:sz w:val="21"/>
+        </w:rPr>
+        <w:t>유로댄스의 절정기와 서정적 팝 발라드의 이중적 매력을 한 장의 바이닐로 오롯이 경험할 수 있는 소장 가치가 매우 높은 클래식 댄스 팝 컬렉터스 아이템입니다.</w:t>
+      </w:r>
+    </w:p>
+    <w:p>
+      <w:pPr>
+        <w:spacing w:line="324" w:lineRule="auto" w:after="120" w:before="160"/>
+      </w:pPr>
+      <w:r>
+        <w:rPr w:rFonts="맑은 고딕">
+          <w:rFonts w:ascii="맑은 고딕" w:hAnsi="맑은 고딕" w:eastAsia="맑은 고딕"/>
+          <w:b/>
+          <w:color w:val="4338CA"/>
+          <w:sz w:val="21"/>
+        </w:rPr>
+        <w:t>이 음반을 통해 화려했던 90년대의 심장 박동과 빗물처럼 스며드는 아날로그 사운드가 전해주는 감동을 다시 한번 경험해 보시는 것은 어떨까요?</w:t>
       </w:r>
     </w:p>
     <w:sectPr>
       <w:pgSz w:w="12240" w:h="15840"/>
-      <w:pgMar w:top="1440" w:right="1440" w:bottom="1440" w:left="1440" w:header="720" w:footer="720" w:gutter="0"/>
+      <w:pgMar w:top="1152" w:right="1296" w:bottom="1152" w:left="1296" w:header="720" w:footer="720" w:gutter="0"/>
       <w:cols w:space="720"/>
       <w:docGrid w:linePitch="360"/>
     </w:sectPr>

--- a/word_reports/LP_0365_위치_454_Two(2) Unlimited_Here I G.docx
+++ b/word_reports/LP_0365_위치_454_Two(2) Unlimited_Here I G.docx
@@ -32,7 +32,7 @@
     </w:p>
     <w:p>
       <w:pPr>
-        <w:spacing w:line="324" w:lineRule="auto" w:before="80" w:after="160"/>
+        <w:spacing w:line="324" w:lineRule="auto" w:before="80" w:after="120"/>
       </w:pPr>
       <w:r>
         <w:rPr w:rFonts="맑은 고딕">
@@ -42,13 +42,6 @@
           <w:sz w:val="22"/>
         </w:rPr>
         <w:t xml:space="preserve">[음반 소개] </w:t>
-      </w:r>
-      <w:r>
-        <w:rPr w:rFonts="맑은 고딕">
-          <w:rFonts w:ascii="맑은 고딕" w:hAnsi="맑은 고딕" w:eastAsia="맑은 고딕"/>
-          <w:b w:val="0"/>
-          <w:sz w:val="21"/>
-        </w:rPr>
       </w:r>
     </w:p>
     <w:p>
@@ -61,7 +54,33 @@
           <w:b w:val="0"/>
           <w:sz w:val="21"/>
         </w:rPr>
-        <w:t>1990년대 초중반 전 세계를 강타했던 유로댄스의 황금기를 상징하는 투 언리미티드(2 Unlimited)의 역동성과 서정미가 공존하는 특별한 음반입니다. 질주하듯 폭발하는 에너지를 품은 'Here I Go'와 댄스 팝 듀오로서는 이례적으로 깊은 애수를 자아내는 명품 발라드 'Nothing Like The Rain'이 맞물리며 다채로운 음악적 스펙트럼을 선사합니다. 세기말의 찬란했던 클럽 사운드 이면에 깃든 아련한 서정성은 턴테이블의 바늘 끝을 타고 흐르며 시대를 초월한 깊은 울림을 전해줍니다.</w:t>
+        <w:t>1990년대 초중반, 냉전의 종식과 함께 새로운 밀레니엄을 향해 요동치던 유럽 대륙의 심장에는 언제나 '유로댄스(Eurodance)'의 거대한 맥박이 뛰고 있었습니다. 벨기에 출신의 탁월한 프로듀서 듀오 장 폴 드 코스터(Jean-Paul De Coster)와 필 와일드(Phil Wilde), 그리고 무대를 압도하는 카리스마를 지닌 래퍼 레이 슬라인하르트(Ray Slijngaard)와 폭발적인 가창력의 보컬리스트 아니타 도스(Anita Doth)로 구성된 투 언리미티드(2 Unlimited)는 그 격동기 문화의 정점에 우뚝 선 제왕이었습니다. 이 음반은 그들의 음악적 정점이자 원숙미를 담아낸 1994~1995년 정규 3집 &lt;Real Things&gt;의 성취 속에서, 가장 대조적이면서도 찬란한 두 편의 음악적 모놀로그를 결합해낸 상징적인 결과물입니다.</w:t>
+      </w:r>
+    </w:p>
+    <w:p>
+      <w:pPr>
+        <w:spacing w:line="324" w:lineRule="auto" w:after="120"/>
+      </w:pPr>
+      <w:r>
+        <w:rPr w:rFonts="맑은 고딕">
+          <w:rFonts w:ascii="맑은 고딕" w:hAnsi="맑은 고딕" w:eastAsia="맑은 고딕"/>
+          <w:b w:val="0"/>
+          <w:sz w:val="21"/>
+        </w:rPr>
+        <w:t>본 음반은 투 언리미티드가 지닌 독보적인 '두 개의 얼굴'을 가장 극명하게 대비시키며 애호가들을 전율케 합니다. "Here I Go"가 특유의 질주하는 16비트 유로비트와 신경질적으로 심장을 타격하는 전자 신시사이저, 거침없는 랩과 후렴구의 조화를 통해 댄스 플로어를 불사르는 원초적 생명력을 과시한다면, 이와 마주하는 "Nothing Like The Rain"은 이들이 단순한 클럽 댄스 액트가 아님을 웅변하는 걸작 발라드입니다. 빗방울이 유리창을 두드리듯 처연하게 하강하는 신스 패드 위로 아니타 도스의 음색이 그리는 멜랑콜리는, 테크노 비트의 차가운 금속성 이면에 숨겨져 있던 인간 내면의 깊은 상흔과 애틋한 고독을 투명하게 길어 올립니다.</w:t>
+      </w:r>
+    </w:p>
+    <w:p>
+      <w:pPr>
+        <w:spacing w:line="324" w:lineRule="auto" w:after="120"/>
+      </w:pPr>
+      <w:r>
+        <w:rPr w:rFonts="맑은 고딕">
+          <w:rFonts w:ascii="맑은 고딕" w:hAnsi="맑은 고딕" w:eastAsia="맑은 고딕"/>
+          <w:b w:val="0"/>
+          <w:sz w:val="21"/>
+        </w:rPr>
+        <w:t>세월이 흘러 세기말의 소란스러움이 역사의 뒤안길로 물러선 오늘날에도, 이 음악들이 여전히 심장을 요동치게 만드는 까닭은 당대 청춘들의 환희와 불안, 그리고 낭만적 열망이 순수한 아날로그 신시사이저의 파형 속에 온전히 각인되어 있기 때문입니다. 가장 원초적인 리듬의 폭발과 가슴 저미는 서정미라는 양극단의 미학을 하나의 바이닐 그루브에 병치시킴으로써, 이 음반은 단순한 댄스 팝 싱글을 넘어 90년대 대중음악이 도달했던 화려하고도 찬란한 한 시대의 자화상을 영구히 보존하고 있습니다.</w:t>
       </w:r>
     </w:p>
     <w:p>
@@ -168,7 +187,7 @@
           <w:b w:val="0"/>
           <w:sz w:val="21"/>
         </w:rPr>
-        <w:t>1994년 전 세계적으로 공전의 히트를 기록한 정규 3집 [Real Things]의 성취를 이어받아 1995년 유럽 및 글로벌 마켓을 겨냥해 발매된 싱글 및 EP 형식의 바이닐 음반입니다.</w:t>
+        <w:t>1995년 유럽 전역을 강타하며 유로댄스의 황금기를 구가하던 메가 히트 앨범 &lt;Real Things&gt;의 핵심 싱글들을 집약하여 발매된 역사적 명반.</w:t>
       </w:r>
     </w:p>
     <w:p>
@@ -199,7 +218,7 @@
           <w:b w:val="0"/>
           <w:sz w:val="21"/>
         </w:rPr>
-        <w:t>발매 당시 영국 싱글 차트와 네덜란드, 벨기에 등 전 유럽 차트 상위권을 석권하였으며, 클럽 DJ들의 필청 12인치 맥시 싱글로 큰 인기를 누리며 골드 및 플래티넘 레코드를 다수 기록했습니다.</w:t>
+        <w:t>발매 직후 유럽 각국의 오피셜 싱글 및 댄스 차트 톱 10을 휩쓸었으며, 앨범 &lt;Real Things&gt;는 영국 앨범 차트 1위를 비롯해 전 세계 수백만 장의 판매고를 기록하며 상업적 성공의 정점을 기록.</w:t>
       </w:r>
     </w:p>
     <w:p>
@@ -230,7 +249,7 @@
           <w:b w:val="0"/>
           <w:sz w:val="21"/>
         </w:rPr>
-        <w:t>1990년대 중반 월드 뮤직 어워드(World Music Awards)에서 '베스트 셀링 네덜란드 아티스트' 상을 수상하였으며, MTV 유럽 뮤직 어워즈(EMA) 후보에 오르는 등 대중성과 음악성을 세계적으로 인정받았습니다.</w:t>
+        <w:t>1990년대 중반 월드 뮤직 어워드(World Music Awards) '베네룩스 최다 음반 판매 아티스트상' 수상 및 다수의 유럽 댄스 뮤직 어워드 석권.</w:t>
       </w:r>
     </w:p>
     <w:p>
@@ -275,7 +294,7 @@
           <w:b w:val="0"/>
           <w:sz w:val="21"/>
         </w:rPr>
-        <w:t>네덜란드 (벨기에 프로듀싱 팀 기반)</w:t>
+        <w:t>네덜란드 (벨기에 프로덕션 합작)</w:t>
       </w:r>
     </w:p>
     <w:p>
@@ -306,7 +325,7 @@
           <w:b w:val="0"/>
           <w:sz w:val="21"/>
         </w:rPr>
-        <w:t>1991년 결성 (전성기 멤버: 레이 슬레인하르트 1971년생, 아니타 도트 1971년생)</w:t>
+        <w:t>1991년 결성</w:t>
       </w:r>
     </w:p>
     <w:p>
@@ -337,7 +356,7 @@
           <w:b w:val="0"/>
           <w:sz w:val="21"/>
         </w:rPr>
-        <w:t>혼성 2인조 댄스 팝 듀오 (Eurodance Duo)</w:t>
+        <w:t>듀오 (Duo)</w:t>
       </w:r>
     </w:p>
     <w:p>
@@ -368,7 +387,7 @@
           <w:b w:val="0"/>
           <w:sz w:val="21"/>
         </w:rPr>
-        <w:t>프로듀서 장 폴 드 코스테와 필 와일드의 정교한 비트 메이킹 아래, 래퍼 레이 슬레인하르트의 폭발적인 래핑과 디바 아니타 도트의 파워풀한 보컬이 완벽한 균형을 이룬 팀입니다. 90년대 유로댄스 장르의 정형을 완성하며 전 세계 팝 음악계에 강력한 전자음악의 물결을 일으킨 전설적인 아티스트입니다.</w:t>
+        <w:t>속도감 넘치는 남성 랩과 폭발적인 여성 멜로디 보컬이라는 유로댄스의 표준적 공식을 전 세계 대중음악계에 확립한 전설적인 일렉트로닉 팝 듀오입니다. 언더그라운드 테크노의 에너지를 가장 세련된 팝 센시빌리티로 승화시켜 90년대 글로벌 팝 시장의 판도를 뒤흔든 독보적인 선구자로 평가받습니다.</w:t>
       </w:r>
     </w:p>
     <w:p>
@@ -413,7 +432,7 @@
           <w:b w:val="0"/>
           <w:sz w:val="21"/>
         </w:rPr>
-        <w:t>단순한 클럽용 댄스 음악에 머무르지 않고 멜로디의 서사성과 사운드의 입체성을 극대화한 음반으로, 테크노 팝이 예술적 발라드로 진화할 수 있음을 증명한 상징적 작품입니다.</w:t>
+        <w:t>일렉트로닉 댄스 뮤직이 단순한 소비성 클럽 트랙에 머물지 않고, 서정적인 멜로디와 완결성 높은 구성을 통해 팝 역사의 찬란한 명곡으로 격상될 수 있음을 증명한 기념비적인 음반입니다.</w:t>
       </w:r>
     </w:p>
     <w:p>
@@ -444,7 +463,7 @@
           <w:b w:val="0"/>
           <w:sz w:val="21"/>
         </w:rPr>
-        <w:t>냉전 종식 이후 찾아온 풍요와 세기말적 불안이 교차하던 1990년대, 밤거리와 청춘들의 공간을 뜨겁게 달구었던 역동적인 해방감과 비 내리는 날의 쓸쓸한 고독을 고스란히 담아내고 있습니다.</w:t>
+        <w:t>베를린 장벽 붕괴 이후 국경이 허물어지며 하나가 되던 1990년대 유럽의 개방감과 자유, 주말마다 레이브 파티로 몰려들던 청춘들의 뜨거운 해방감과 화려한 조명이 꺼진 새벽녘 차가운 비를 맞으며 느끼던 청춘의 쓸쓸한 정서가 고스란히 박제되어 있습니다.</w:t>
       </w:r>
     </w:p>
     <w:p>
@@ -489,7 +508,68 @@
           <w:b w:val="0"/>
           <w:sz w:val="21"/>
         </w:rPr>
-        <w:t>강렬한 브레이크비트와 드라마틱한 신시사이저 테마가 질주하는 'Here I Go'는 유로댄스의 극치를 보여주며, 차분한 어쿠스틱 질감과 아니타의 애절한 음색이 돋보이는 'Nothing Like The Rain'은 빗방울 같은 서정성으로 가슴을 적십니다.</w:t>
+      </w:r>
+    </w:p>
+    <w:p>
+      <w:pPr>
+        <w:spacing w:line="324" w:lineRule="auto" w:after="80"/>
+      </w:pPr>
+      <w:r>
+        <w:rPr w:rFonts="맑은 고딕">
+          <w:rFonts w:ascii="맑은 고딕" w:hAnsi="맑은 고딕" w:eastAsia="맑은 고딕"/>
+          <w:b w:val="0"/>
+          <w:color w:val="6B7280"/>
+          <w:sz w:val="21"/>
+        </w:rPr>
+        <w:t xml:space="preserve">· </w:t>
+      </w:r>
+      <w:r>
+        <w:rPr w:rFonts="맑은 고딕">
+          <w:rFonts w:ascii="맑은 고딕" w:hAnsi="맑은 고딕" w:eastAsia="맑은 고딕"/>
+          <w:b/>
+          <w:color w:val="1F2937"/>
+          <w:sz w:val="21"/>
+        </w:rPr>
+        <w:t xml:space="preserve">"Here I Go": </w:t>
+      </w:r>
+      <w:r>
+        <w:rPr w:rFonts="맑은 고딕">
+          <w:rFonts w:ascii="맑은 고딕" w:hAnsi="맑은 고딕" w:eastAsia="맑은 고딕"/>
+          <w:b w:val="0"/>
+          <w:sz w:val="21"/>
+        </w:rPr>
+        <w:t>한 치의 망설임도 없이 질주하는 신시사이저 아르페지오와 레이의 타이트한 랩, 그리고 아니타의 시원하고 드라마틱한 코러스가 완벽한 기승전결을 이루며 절정의 카타르시스를 선사합니다.</w:t>
+      </w:r>
+    </w:p>
+    <w:p>
+      <w:pPr>
+        <w:spacing w:line="324" w:lineRule="auto" w:after="80"/>
+      </w:pPr>
+      <w:r>
+        <w:rPr w:rFonts="맑은 고딕">
+          <w:rFonts w:ascii="맑은 고딕" w:hAnsi="맑은 고딕" w:eastAsia="맑은 고딕"/>
+          <w:b w:val="0"/>
+          <w:color w:val="6B7280"/>
+          <w:sz w:val="21"/>
+        </w:rPr>
+        <w:t xml:space="preserve">· </w:t>
+      </w:r>
+      <w:r>
+        <w:rPr w:rFonts="맑은 고딕">
+          <w:rFonts w:ascii="맑은 고딕" w:hAnsi="맑은 고딕" w:eastAsia="맑은 고딕"/>
+          <w:b/>
+          <w:color w:val="1F2937"/>
+          <w:sz w:val="21"/>
+        </w:rPr>
+        <w:t xml:space="preserve">"Nothing Like The Rain": </w:t>
+      </w:r>
+      <w:r>
+        <w:rPr w:rFonts="맑은 고딕">
+          <w:rFonts w:ascii="맑은 고딕" w:hAnsi="맑은 고딕" w:eastAsia="맑은 고딕"/>
+          <w:b w:val="0"/>
+          <w:sz w:val="21"/>
+        </w:rPr>
+        <w:t>2 Unlimited의 디스코그래피 중 가장 감성적인 다운템포 넘버로, 비 내리는 풍경을 연상시키는 몽환적인 건반 터치와 깊은 울림을 주는 보컬이 애잔한 낭만을 자아냅니다.</w:t>
       </w:r>
     </w:p>
     <w:p>
@@ -520,7 +600,7 @@
           <w:b w:val="0"/>
           <w:sz w:val="21"/>
         </w:rPr>
-        <w:t>디지털 음원으로는 자칫 차갑게 느껴질 수 있는 90년대 신시사이저 루프와 묵직한 베이스 라인이 아날로그 LP 그루브를 통해 한층 더 풍성하고 따스하게 전달되므로, 진공관 앰프의 중저역 밀도감을 한껏 높여 감상하시길 권합니다.</w:t>
+        <w:t>디지털 시퀀서 기반의 음악이지만, 아날로그 턴테이블의 카트리지가 바이닐 소리골을 긁으며 뿜어내는 베이스라인은 디지털 음원과는 궤를 달리하는 묵직하고 따스한 펀치력을 들려줍니다. 특히 따뜻한 배음 특성을 지닌 진공관 앰프를 통해 감상할 때, 전자음 특유의 차가움이 중화되며 깊고 풍성한 저역과 아니타 도스의 음색이 지닌 섬세한 감정선이 한층 더 입체적으로 되살아납니다.</w:t>
       </w:r>
     </w:p>
     <w:p>
@@ -551,7 +631,7 @@
           <w:b w:val="0"/>
           <w:sz w:val="21"/>
         </w:rPr>
-        <w:t>유로댄스의 절정기와 서정적 팝 발라드의 이중적 매력을 한 장의 바이닐로 오롯이 경험할 수 있는 소장 가치가 매우 높은 클래식 댄스 팝 컬렉터스 아이템입니다.</w:t>
+        <w:t>90년대를 풍미했던 유로댄스 무브먼트의 정수를 한 장의 LP로 조망할 수 있는 귀중한 음향 사료이자, 격정적인 댄스 비트와 서정적인 발라드의 상반된 매력을 완벽한 바이닐 프레싱으로 간직할 수 있어 아날로그 컬렉터들에게 각별한 소장 가치를 지닙니다.</w:t>
       </w:r>
     </w:p>
     <w:p>
@@ -565,7 +645,7 @@
           <w:color w:val="4338CA"/>
           <w:sz w:val="21"/>
         </w:rPr>
-        <w:t>이 음반을 통해 화려했던 90년대의 심장 박동과 빗물처럼 스며드는 아날로그 사운드가 전해주는 감동을 다시 한번 경험해 보시는 것은 어떨까요?</w:t>
+        <w:t>이 음반을 통해 화려했던 90년대 댄스 플로어의 열기와 비 내리는 도시의 고독한 서정이 턴테이블 위에서 교차하며 전해주는 감동을 다시 한번 경험해 보시는 것은 어떨까요?</w:t>
       </w:r>
     </w:p>
     <w:sectPr>
